--- a/6-过程管理/流程制度规范类文件/060111-信息安全管理制度.docx
+++ b/6-过程管理/流程制度规范类文件/060111-信息安全管理制度.docx
@@ -137,7 +137,7 @@
         <w:pStyle w:val="24"/>
         <w:bidi w:val="0"/>
       </w:pPr>
-      <w:bookmarkStart w:id="0" w:name="_Toc3187"/>
+      <w:bookmarkStart w:id="0" w:name="_Toc3875"/>
       <w:r>
         <w:rPr>
           <w:rFonts w:hint="eastAsia"/>
@@ -159,7 +159,7 @@
           <w:lang w:val="en-US"/>
         </w:rPr>
       </w:pPr>
-      <w:bookmarkStart w:id="1" w:name="_Toc14033"/>
+      <w:bookmarkStart w:id="1" w:name="_Toc2433"/>
       <w:r>
         <w:rPr>
           <w:rFonts w:hint="eastAsia"/>
@@ -204,6 +204,12 @@
             <w:insideH w:val="none" w:color="auto" w:sz="0" w:space="0"/>
             <w:insideV w:val="none" w:color="auto" w:sz="0" w:space="0"/>
           </w:tblBorders>
+          <w:tblCellMar>
+            <w:top w:w="0" w:type="dxa"/>
+            <w:left w:w="108" w:type="dxa"/>
+            <w:bottom w:w="0" w:type="dxa"/>
+            <w:right w:w="108" w:type="dxa"/>
+          </w:tblCellMar>
         </w:tblPrEx>
         <w:trPr>
           <w:trHeight w:val="810" w:hRule="atLeast"/>
@@ -1439,7 +1445,7 @@
               <w:rFonts w:hint="eastAsia" w:ascii="宋体" w:hAnsi="宋体" w:eastAsia="宋体" w:cs="宋体"/>
               <w:szCs w:val="24"/>
             </w:rPr>
-            <w:instrText xml:space="preserve"> HYPERLINK \l _Toc3187 </w:instrText>
+            <w:instrText xml:space="preserve"> HYPERLINK \l _Toc3875 </w:instrText>
           </w:r>
           <w:r>
             <w:rPr>
@@ -1465,7 +1471,7 @@
             <w:fldChar w:fldCharType="begin"/>
           </w:r>
           <w:r>
-            <w:instrText xml:space="preserve"> PAGEREF _Toc3187 \h </w:instrText>
+            <w:instrText xml:space="preserve"> PAGEREF _Toc3875 \h </w:instrText>
           </w:r>
           <w:r>
             <w:fldChar w:fldCharType="separate"/>
@@ -1503,7 +1509,7 @@
               <w:rFonts w:hint="eastAsia" w:ascii="宋体" w:hAnsi="宋体" w:eastAsia="宋体" w:cs="宋体"/>
               <w:szCs w:val="24"/>
             </w:rPr>
-            <w:instrText xml:space="preserve"> HYPERLINK \l _Toc14033 </w:instrText>
+            <w:instrText xml:space="preserve"> HYPERLINK \l _Toc2433 </w:instrText>
           </w:r>
           <w:r>
             <w:rPr>
@@ -1526,7 +1532,7 @@
             <w:fldChar w:fldCharType="begin"/>
           </w:r>
           <w:r>
-            <w:instrText xml:space="preserve"> PAGEREF _Toc14033 \h </w:instrText>
+            <w:instrText xml:space="preserve"> PAGEREF _Toc2433 \h </w:instrText>
           </w:r>
           <w:r>
             <w:fldChar w:fldCharType="separate"/>
@@ -1564,7 +1570,7 @@
               <w:rFonts w:hint="eastAsia" w:ascii="宋体" w:hAnsi="宋体" w:eastAsia="宋体" w:cs="宋体"/>
               <w:szCs w:val="24"/>
             </w:rPr>
-            <w:instrText xml:space="preserve"> HYPERLINK \l _Toc16201 </w:instrText>
+            <w:instrText xml:space="preserve"> HYPERLINK \l _Toc25463 </w:instrText>
           </w:r>
           <w:r>
             <w:rPr>
@@ -1589,7 +1595,7 @@
             <w:fldChar w:fldCharType="begin"/>
           </w:r>
           <w:r>
-            <w:instrText xml:space="preserve"> PAGEREF _Toc16201 \h </w:instrText>
+            <w:instrText xml:space="preserve"> PAGEREF _Toc25463 \h </w:instrText>
           </w:r>
           <w:r>
             <w:fldChar w:fldCharType="separate"/>
@@ -1627,7 +1633,7 @@
               <w:rFonts w:hint="eastAsia" w:ascii="宋体" w:hAnsi="宋体" w:eastAsia="宋体" w:cs="宋体"/>
               <w:szCs w:val="24"/>
             </w:rPr>
-            <w:instrText xml:space="preserve"> HYPERLINK \l _Toc21657 </w:instrText>
+            <w:instrText xml:space="preserve"> HYPERLINK \l _Toc3546 </w:instrText>
           </w:r>
           <w:r>
             <w:rPr>
@@ -1657,7 +1663,7 @@
             <w:fldChar w:fldCharType="begin"/>
           </w:r>
           <w:r>
-            <w:instrText xml:space="preserve"> PAGEREF _Toc21657 \h </w:instrText>
+            <w:instrText xml:space="preserve"> PAGEREF _Toc3546 \h </w:instrText>
           </w:r>
           <w:r>
             <w:fldChar w:fldCharType="separate"/>
@@ -1695,7 +1701,7 @@
               <w:rFonts w:hint="eastAsia" w:ascii="宋体" w:hAnsi="宋体" w:eastAsia="宋体" w:cs="宋体"/>
               <w:szCs w:val="24"/>
             </w:rPr>
-            <w:instrText xml:space="preserve"> HYPERLINK \l _Toc30769 </w:instrText>
+            <w:instrText xml:space="preserve"> HYPERLINK \l _Toc27535 </w:instrText>
           </w:r>
           <w:r>
             <w:rPr>
@@ -1727,7 +1733,7 @@
             <w:fldChar w:fldCharType="begin"/>
           </w:r>
           <w:r>
-            <w:instrText xml:space="preserve"> PAGEREF _Toc30769 \h </w:instrText>
+            <w:instrText xml:space="preserve"> PAGEREF _Toc27535 \h </w:instrText>
           </w:r>
           <w:r>
             <w:fldChar w:fldCharType="separate"/>
@@ -1765,7 +1771,7 @@
               <w:rFonts w:hint="eastAsia" w:ascii="宋体" w:hAnsi="宋体" w:eastAsia="宋体" w:cs="宋体"/>
               <w:szCs w:val="24"/>
             </w:rPr>
-            <w:instrText xml:space="preserve"> HYPERLINK \l _Toc21443 </w:instrText>
+            <w:instrText xml:space="preserve"> HYPERLINK \l _Toc27331 </w:instrText>
           </w:r>
           <w:r>
             <w:rPr>
@@ -1795,7 +1801,7 @@
             <w:fldChar w:fldCharType="begin"/>
           </w:r>
           <w:r>
-            <w:instrText xml:space="preserve"> PAGEREF _Toc21443 \h </w:instrText>
+            <w:instrText xml:space="preserve"> PAGEREF _Toc27331 \h </w:instrText>
           </w:r>
           <w:r>
             <w:fldChar w:fldCharType="separate"/>
@@ -1833,7 +1839,7 @@
               <w:rFonts w:hint="eastAsia" w:ascii="宋体" w:hAnsi="宋体" w:eastAsia="宋体" w:cs="宋体"/>
               <w:szCs w:val="24"/>
             </w:rPr>
-            <w:instrText xml:space="preserve"> HYPERLINK \l _Toc23344 </w:instrText>
+            <w:instrText xml:space="preserve"> HYPERLINK \l _Toc22366 </w:instrText>
           </w:r>
           <w:r>
             <w:rPr>
@@ -1863,7 +1869,7 @@
             <w:fldChar w:fldCharType="begin"/>
           </w:r>
           <w:r>
-            <w:instrText xml:space="preserve"> PAGEREF _Toc23344 \h </w:instrText>
+            <w:instrText xml:space="preserve"> PAGEREF _Toc22366 \h </w:instrText>
           </w:r>
           <w:r>
             <w:fldChar w:fldCharType="separate"/>
@@ -1901,7 +1907,7 @@
               <w:rFonts w:hint="eastAsia" w:ascii="宋体" w:hAnsi="宋体" w:eastAsia="宋体" w:cs="宋体"/>
               <w:szCs w:val="24"/>
             </w:rPr>
-            <w:instrText xml:space="preserve"> HYPERLINK \l _Toc28399 </w:instrText>
+            <w:instrText xml:space="preserve"> HYPERLINK \l _Toc31065 </w:instrText>
           </w:r>
           <w:r>
             <w:rPr>
@@ -1931,7 +1937,7 @@
             <w:fldChar w:fldCharType="begin"/>
           </w:r>
           <w:r>
-            <w:instrText xml:space="preserve"> PAGEREF _Toc28399 \h </w:instrText>
+            <w:instrText xml:space="preserve"> PAGEREF _Toc31065 \h </w:instrText>
           </w:r>
           <w:r>
             <w:fldChar w:fldCharType="separate"/>
@@ -1969,7 +1975,7 @@
               <w:rFonts w:hint="eastAsia" w:ascii="宋体" w:hAnsi="宋体" w:eastAsia="宋体" w:cs="宋体"/>
               <w:szCs w:val="24"/>
             </w:rPr>
-            <w:instrText xml:space="preserve"> HYPERLINK \l _Toc3153 </w:instrText>
+            <w:instrText xml:space="preserve"> HYPERLINK \l _Toc10421 </w:instrText>
           </w:r>
           <w:r>
             <w:rPr>
@@ -1999,7 +2005,7 @@
             <w:fldChar w:fldCharType="begin"/>
           </w:r>
           <w:r>
-            <w:instrText xml:space="preserve"> PAGEREF _Toc3153 \h </w:instrText>
+            <w:instrText xml:space="preserve"> PAGEREF _Toc10421 \h </w:instrText>
           </w:r>
           <w:r>
             <w:fldChar w:fldCharType="separate"/>
@@ -2037,7 +2043,7 @@
               <w:rFonts w:hint="eastAsia" w:ascii="宋体" w:hAnsi="宋体" w:eastAsia="宋体" w:cs="宋体"/>
               <w:szCs w:val="24"/>
             </w:rPr>
-            <w:instrText xml:space="preserve"> HYPERLINK \l _Toc26176 </w:instrText>
+            <w:instrText xml:space="preserve"> HYPERLINK \l _Toc13479 </w:instrText>
           </w:r>
           <w:r>
             <w:rPr>
@@ -2062,7 +2068,7 @@
             <w:fldChar w:fldCharType="begin"/>
           </w:r>
           <w:r>
-            <w:instrText xml:space="preserve"> PAGEREF _Toc26176 \h </w:instrText>
+            <w:instrText xml:space="preserve"> PAGEREF _Toc13479 \h </w:instrText>
           </w:r>
           <w:r>
             <w:fldChar w:fldCharType="separate"/>
@@ -2100,7 +2106,7 @@
               <w:rFonts w:hint="eastAsia" w:ascii="宋体" w:hAnsi="宋体" w:eastAsia="宋体" w:cs="宋体"/>
               <w:szCs w:val="24"/>
             </w:rPr>
-            <w:instrText xml:space="preserve"> HYPERLINK \l _Toc20066 </w:instrText>
+            <w:instrText xml:space="preserve"> HYPERLINK \l _Toc29933 </w:instrText>
           </w:r>
           <w:r>
             <w:rPr>
@@ -2125,7 +2131,7 @@
             <w:fldChar w:fldCharType="begin"/>
           </w:r>
           <w:r>
-            <w:instrText xml:space="preserve"> PAGEREF _Toc20066 \h </w:instrText>
+            <w:instrText xml:space="preserve"> PAGEREF _Toc29933 \h </w:instrText>
           </w:r>
           <w:r>
             <w:fldChar w:fldCharType="separate"/>
@@ -2163,7 +2169,7 @@
               <w:rFonts w:hint="eastAsia" w:ascii="宋体" w:hAnsi="宋体" w:eastAsia="宋体" w:cs="宋体"/>
               <w:szCs w:val="24"/>
             </w:rPr>
-            <w:instrText xml:space="preserve"> HYPERLINK \l _Toc20378 </w:instrText>
+            <w:instrText xml:space="preserve"> HYPERLINK \l _Toc12599 </w:instrText>
           </w:r>
           <w:r>
             <w:rPr>
@@ -2188,7 +2194,7 @@
             <w:fldChar w:fldCharType="begin"/>
           </w:r>
           <w:r>
-            <w:instrText xml:space="preserve"> PAGEREF _Toc20378 \h </w:instrText>
+            <w:instrText xml:space="preserve"> PAGEREF _Toc12599 \h </w:instrText>
           </w:r>
           <w:r>
             <w:fldChar w:fldCharType="separate"/>
@@ -2226,7 +2232,7 @@
               <w:rFonts w:hint="eastAsia" w:ascii="宋体" w:hAnsi="宋体" w:eastAsia="宋体" w:cs="宋体"/>
               <w:szCs w:val="24"/>
             </w:rPr>
-            <w:instrText xml:space="preserve"> HYPERLINK \l _Toc3268 </w:instrText>
+            <w:instrText xml:space="preserve"> HYPERLINK \l _Toc18610 </w:instrText>
           </w:r>
           <w:r>
             <w:rPr>
@@ -2251,7 +2257,7 @@
             <w:fldChar w:fldCharType="begin"/>
           </w:r>
           <w:r>
-            <w:instrText xml:space="preserve"> PAGEREF _Toc3268 \h </w:instrText>
+            <w:instrText xml:space="preserve"> PAGEREF _Toc18610 \h </w:instrText>
           </w:r>
           <w:r>
             <w:fldChar w:fldCharType="separate"/>
@@ -2289,7 +2295,7 @@
               <w:rFonts w:hint="eastAsia" w:ascii="宋体" w:hAnsi="宋体" w:eastAsia="宋体" w:cs="宋体"/>
               <w:szCs w:val="24"/>
             </w:rPr>
-            <w:instrText xml:space="preserve"> HYPERLINK \l _Toc2499 </w:instrText>
+            <w:instrText xml:space="preserve"> HYPERLINK \l _Toc4648 </w:instrText>
           </w:r>
           <w:r>
             <w:rPr>
@@ -2314,7 +2320,7 @@
             <w:fldChar w:fldCharType="begin"/>
           </w:r>
           <w:r>
-            <w:instrText xml:space="preserve"> PAGEREF _Toc2499 \h </w:instrText>
+            <w:instrText xml:space="preserve"> PAGEREF _Toc4648 \h </w:instrText>
           </w:r>
           <w:r>
             <w:fldChar w:fldCharType="separate"/>
@@ -2352,7 +2358,7 @@
               <w:rFonts w:hint="eastAsia" w:ascii="宋体" w:hAnsi="宋体" w:eastAsia="宋体" w:cs="宋体"/>
               <w:szCs w:val="24"/>
             </w:rPr>
-            <w:instrText xml:space="preserve"> HYPERLINK \l _Toc20607 </w:instrText>
+            <w:instrText xml:space="preserve"> HYPERLINK \l _Toc26434 </w:instrText>
           </w:r>
           <w:r>
             <w:rPr>
@@ -2377,7 +2383,7 @@
             <w:fldChar w:fldCharType="begin"/>
           </w:r>
           <w:r>
-            <w:instrText xml:space="preserve"> PAGEREF _Toc20607 \h </w:instrText>
+            <w:instrText xml:space="preserve"> PAGEREF _Toc26434 \h </w:instrText>
           </w:r>
           <w:r>
             <w:fldChar w:fldCharType="separate"/>
@@ -2415,7 +2421,7 @@
               <w:rFonts w:hint="eastAsia" w:ascii="宋体" w:hAnsi="宋体" w:eastAsia="宋体" w:cs="宋体"/>
               <w:szCs w:val="24"/>
             </w:rPr>
-            <w:instrText xml:space="preserve"> HYPERLINK \l _Toc29073 </w:instrText>
+            <w:instrText xml:space="preserve"> HYPERLINK \l _Toc28655 </w:instrText>
           </w:r>
           <w:r>
             <w:rPr>
@@ -2440,7 +2446,7 @@
             <w:fldChar w:fldCharType="begin"/>
           </w:r>
           <w:r>
-            <w:instrText xml:space="preserve"> PAGEREF _Toc29073 \h </w:instrText>
+            <w:instrText xml:space="preserve"> PAGEREF _Toc28655 \h </w:instrText>
           </w:r>
           <w:r>
             <w:fldChar w:fldCharType="separate"/>
@@ -2478,7 +2484,7 @@
               <w:rFonts w:hint="eastAsia" w:ascii="宋体" w:hAnsi="宋体" w:eastAsia="宋体" w:cs="宋体"/>
               <w:szCs w:val="24"/>
             </w:rPr>
-            <w:instrText xml:space="preserve"> HYPERLINK \l _Toc25403 </w:instrText>
+            <w:instrText xml:space="preserve"> HYPERLINK \l _Toc10408 </w:instrText>
           </w:r>
           <w:r>
             <w:rPr>
@@ -2503,7 +2509,7 @@
             <w:fldChar w:fldCharType="begin"/>
           </w:r>
           <w:r>
-            <w:instrText xml:space="preserve"> PAGEREF _Toc25403 \h </w:instrText>
+            <w:instrText xml:space="preserve"> PAGEREF _Toc10408 \h </w:instrText>
           </w:r>
           <w:r>
             <w:fldChar w:fldCharType="separate"/>
@@ -2541,7 +2547,7 @@
               <w:rFonts w:hint="eastAsia" w:ascii="宋体" w:hAnsi="宋体" w:eastAsia="宋体" w:cs="宋体"/>
               <w:szCs w:val="24"/>
             </w:rPr>
-            <w:instrText xml:space="preserve"> HYPERLINK \l _Toc12685 </w:instrText>
+            <w:instrText xml:space="preserve"> HYPERLINK \l _Toc1584 </w:instrText>
           </w:r>
           <w:r>
             <w:rPr>
@@ -2566,7 +2572,7 @@
             <w:fldChar w:fldCharType="begin"/>
           </w:r>
           <w:r>
-            <w:instrText xml:space="preserve"> PAGEREF _Toc12685 \h </w:instrText>
+            <w:instrText xml:space="preserve"> PAGEREF _Toc1584 \h </w:instrText>
           </w:r>
           <w:r>
             <w:fldChar w:fldCharType="separate"/>
@@ -2604,7 +2610,7 @@
               <w:rFonts w:hint="eastAsia" w:ascii="宋体" w:hAnsi="宋体" w:eastAsia="宋体" w:cs="宋体"/>
               <w:szCs w:val="24"/>
             </w:rPr>
-            <w:instrText xml:space="preserve"> HYPERLINK \l _Toc14036 </w:instrText>
+            <w:instrText xml:space="preserve"> HYPERLINK \l _Toc5809 </w:instrText>
           </w:r>
           <w:r>
             <w:rPr>
@@ -2634,7 +2640,7 @@
             <w:fldChar w:fldCharType="begin"/>
           </w:r>
           <w:r>
-            <w:instrText xml:space="preserve"> PAGEREF _Toc14036 \h </w:instrText>
+            <w:instrText xml:space="preserve"> PAGEREF _Toc5809 \h </w:instrText>
           </w:r>
           <w:r>
             <w:fldChar w:fldCharType="separate"/>
@@ -2672,7 +2678,7 @@
               <w:rFonts w:hint="eastAsia" w:ascii="宋体" w:hAnsi="宋体" w:eastAsia="宋体" w:cs="宋体"/>
               <w:szCs w:val="24"/>
             </w:rPr>
-            <w:instrText xml:space="preserve"> HYPERLINK \l _Toc1975 </w:instrText>
+            <w:instrText xml:space="preserve"> HYPERLINK \l _Toc26961 </w:instrText>
           </w:r>
           <w:r>
             <w:rPr>
@@ -2702,7 +2708,7 @@
             <w:fldChar w:fldCharType="begin"/>
           </w:r>
           <w:r>
-            <w:instrText xml:space="preserve"> PAGEREF _Toc1975 \h </w:instrText>
+            <w:instrText xml:space="preserve"> PAGEREF _Toc26961 \h </w:instrText>
           </w:r>
           <w:r>
             <w:fldChar w:fldCharType="separate"/>
@@ -2740,7 +2746,7 @@
               <w:rFonts w:hint="eastAsia" w:ascii="宋体" w:hAnsi="宋体" w:eastAsia="宋体" w:cs="宋体"/>
               <w:szCs w:val="24"/>
             </w:rPr>
-            <w:instrText xml:space="preserve"> HYPERLINK \l _Toc7831 </w:instrText>
+            <w:instrText xml:space="preserve"> HYPERLINK \l _Toc9907 </w:instrText>
           </w:r>
           <w:r>
             <w:rPr>
@@ -2770,7 +2776,7 @@
             <w:fldChar w:fldCharType="begin"/>
           </w:r>
           <w:r>
-            <w:instrText xml:space="preserve"> PAGEREF _Toc7831 \h </w:instrText>
+            <w:instrText xml:space="preserve"> PAGEREF _Toc9907 \h </w:instrText>
           </w:r>
           <w:r>
             <w:fldChar w:fldCharType="separate"/>
@@ -2842,7 +2848,7 @@
         <w:pStyle w:val="28"/>
         <w:bidi w:val="0"/>
       </w:pPr>
-      <w:bookmarkStart w:id="2" w:name="_Toc16201"/>
+      <w:bookmarkStart w:id="2" w:name="_Toc25463"/>
       <w:r>
         <w:t>目的</w:t>
       </w:r>
@@ -2938,7 +2944,7 @@
           <w:lang w:val="en-US" w:eastAsia="zh-CN"/>
         </w:rPr>
       </w:pPr>
-      <w:bookmarkStart w:id="3" w:name="_Toc21657"/>
+      <w:bookmarkStart w:id="3" w:name="_Toc3546"/>
       <w:r>
         <w:rPr>
           <w:rFonts w:hint="eastAsia"/>
@@ -2966,7 +2972,7 @@
         <w:pStyle w:val="28"/>
         <w:bidi w:val="0"/>
       </w:pPr>
-      <w:bookmarkStart w:id="4" w:name="_Toc30769"/>
+      <w:bookmarkStart w:id="4" w:name="_Toc27535"/>
       <w:r>
         <w:rPr>
           <w:rFonts w:hint="eastAsia"/>
@@ -3007,7 +3013,7 @@
           <w:lang w:val="en-US" w:eastAsia="zh-CN"/>
         </w:rPr>
       </w:pPr>
-      <w:bookmarkStart w:id="5" w:name="_Toc21443"/>
+      <w:bookmarkStart w:id="5" w:name="_Toc27331"/>
       <w:r>
         <w:rPr>
           <w:rFonts w:hint="eastAsia"/>
@@ -3026,7 +3032,7 @@
           <w:lang w:val="en-US" w:eastAsia="zh-CN"/>
         </w:rPr>
       </w:pPr>
-      <w:bookmarkStart w:id="6" w:name="_Toc23344"/>
+      <w:bookmarkStart w:id="6" w:name="_Toc22366"/>
       <w:r>
         <w:rPr>
           <w:rFonts w:hint="eastAsia"/>
@@ -3201,7 +3207,7 @@
           <w:lang w:val="en-US" w:eastAsia="zh-CN"/>
         </w:rPr>
       </w:pPr>
-      <w:bookmarkStart w:id="7" w:name="_Toc28399"/>
+      <w:bookmarkStart w:id="7" w:name="_Toc31065"/>
       <w:r>
         <w:rPr>
           <w:rFonts w:hint="eastAsia"/>
@@ -3337,16 +3343,17 @@
           <w:lang w:val="en-US" w:eastAsia="zh-CN"/>
         </w:rPr>
       </w:pPr>
+      <w:bookmarkStart w:id="32" w:name="_GoBack"/>
       <w:r>
         <w:rPr>
           <w:rFonts w:hint="default"/>
           <w:lang w:val="en-US" w:eastAsia="zh-CN"/>
         </w:rPr>
         <w:object>
-          <v:shape id="_x0000_i1025" o:spt="75" type="#_x0000_t75" style="height:371.3pt;width:536.4pt;" o:ole="t" filled="f" o:preferrelative="t" stroked="f" coordsize="21600,21600">
+          <v:shape id="_x0000_i1025" o:spt="75" alt="" type="#_x0000_t75" style="height:371.3pt;width:536.4pt;" o:ole="t" filled="f" o:preferrelative="t" stroked="f" coordsize="21600,21600">
             <v:path/>
             <v:fill on="f" focussize="0,0"/>
-            <v:stroke on="f" joinstyle="miter"/>
+            <v:stroke on="f"/>
             <v:imagedata r:id="rId8" o:title=""/>
             <o:lock v:ext="edit" aspectratio="t"/>
             <w10:wrap type="none"/>
@@ -3357,6 +3364,7 @@
           </o:OLEObject>
         </w:object>
       </w:r>
+      <w:bookmarkEnd w:id="32"/>
     </w:p>
     <w:p>
       <w:pPr>
@@ -3367,7 +3375,7 @@
           <w:lang w:val="en-US" w:eastAsia="zh-CN"/>
         </w:rPr>
       </w:pPr>
-      <w:bookmarkStart w:id="8" w:name="_Toc3153"/>
+      <w:bookmarkStart w:id="8" w:name="_Toc10421"/>
       <w:r>
         <w:rPr>
           <w:rStyle w:val="42"/>
@@ -3392,7 +3400,7 @@
         <w:pStyle w:val="31"/>
         <w:bidi w:val="0"/>
       </w:pPr>
-      <w:bookmarkStart w:id="9" w:name="_Toc26176"/>
+      <w:bookmarkStart w:id="9" w:name="_Toc13479"/>
       <w:r>
         <w:t>需求识别和分析</w:t>
       </w:r>
@@ -3415,7 +3423,7 @@
       <w:r>
         <w:t xml:space="preserve"> </w:t>
       </w:r>
-      <w:bookmarkStart w:id="10" w:name="_Toc20066"/>
+      <w:bookmarkStart w:id="10" w:name="_Toc29933"/>
       <w:r>
         <w:t>确定安全实施范围</w:t>
       </w:r>
@@ -3437,7 +3445,7 @@
       </w:pPr>
       <w:bookmarkStart w:id="11" w:name="bookmark15"/>
       <w:bookmarkEnd w:id="11"/>
-      <w:bookmarkStart w:id="12" w:name="_Toc20378"/>
+      <w:bookmarkStart w:id="12" w:name="_Toc12599"/>
       <w:r>
         <w:t>5.3 信息安全风险评估</w:t>
       </w:r>
@@ -3475,7 +3483,7 @@
       </w:pPr>
       <w:bookmarkStart w:id="13" w:name="bookmark16"/>
       <w:bookmarkEnd w:id="13"/>
-      <w:bookmarkStart w:id="14" w:name="_Toc3268"/>
+      <w:bookmarkStart w:id="14" w:name="_Toc18610"/>
       <w:r>
         <w:t>设计安全规范</w:t>
       </w:r>
@@ -3506,8 +3514,6 @@
         </w:rPr>
         <w:t>制度</w:t>
       </w:r>
-      <w:bookmarkStart w:id="32" w:name="_GoBack"/>
-      <w:bookmarkEnd w:id="32"/>
       <w:r>
         <w:t>》 。并根据信息安全规范制定信息安全策略、针对个人的保密协议、岗位职责说明、机房管理制度。</w:t>
       </w:r>
@@ -3519,7 +3525,7 @@
       </w:pPr>
       <w:bookmarkStart w:id="15" w:name="bookmark17"/>
       <w:bookmarkEnd w:id="15"/>
-      <w:bookmarkStart w:id="16" w:name="_Toc2499"/>
+      <w:bookmarkStart w:id="16" w:name="_Toc4648"/>
       <w:r>
         <w:t>实施安全规范</w:t>
       </w:r>
@@ -3735,7 +3741,7 @@
       <w:bookmarkEnd w:id="17"/>
       <w:bookmarkStart w:id="18" w:name="bookmark28"/>
       <w:bookmarkEnd w:id="18"/>
-      <w:bookmarkStart w:id="19" w:name="_Toc20607"/>
+      <w:bookmarkStart w:id="19" w:name="_Toc26434"/>
       <w:r>
         <w:t>监控安全状况</w:t>
       </w:r>
@@ -3776,7 +3782,7 @@
       </w:pPr>
       <w:bookmarkStart w:id="20" w:name="bookmark19"/>
       <w:bookmarkEnd w:id="20"/>
-      <w:bookmarkStart w:id="21" w:name="_Toc29073"/>
+      <w:bookmarkStart w:id="21" w:name="_Toc28655"/>
       <w:r>
         <w:t>维护安全规范</w:t>
       </w:r>
@@ -3861,7 +3867,7 @@
       </w:pPr>
       <w:bookmarkStart w:id="22" w:name="bookmark20"/>
       <w:bookmarkEnd w:id="22"/>
-      <w:bookmarkStart w:id="23" w:name="_Toc25403"/>
+      <w:bookmarkStart w:id="23" w:name="_Toc10408"/>
       <w:r>
         <w:t>信息安全报告</w:t>
       </w:r>
@@ -3955,7 +3961,7 @@
         <w:bidi w:val="0"/>
       </w:pPr>
       <w:bookmarkStart w:id="24" w:name="_Toc6088"/>
-      <w:bookmarkStart w:id="25" w:name="_Toc12685"/>
+      <w:bookmarkStart w:id="25" w:name="_Toc1584"/>
       <w:r>
         <w:t>考核指标</w:t>
       </w:r>
@@ -4407,7 +4413,7 @@
       <w:bookmarkStart w:id="26" w:name="bookmark3"/>
       <w:bookmarkEnd w:id="26"/>
       <w:bookmarkStart w:id="27" w:name="_Toc17424"/>
-      <w:bookmarkStart w:id="28" w:name="_Toc14036"/>
+      <w:bookmarkStart w:id="28" w:name="_Toc5809"/>
       <w:r>
         <w:rPr>
           <w:rStyle w:val="38"/>
@@ -4534,7 +4540,7 @@
       </w:pPr>
       <w:bookmarkStart w:id="29" w:name="bookmark14"/>
       <w:bookmarkEnd w:id="29"/>
-      <w:bookmarkStart w:id="30" w:name="_Toc1975"/>
+      <w:bookmarkStart w:id="30" w:name="_Toc26961"/>
       <w:r>
         <w:rPr>
           <w:rFonts w:hint="eastAsia"/>
@@ -4610,7 +4616,7 @@
           <w:lang w:val="en-US" w:eastAsia="zh-CN"/>
         </w:rPr>
       </w:pPr>
-      <w:bookmarkStart w:id="31" w:name="_Toc7831"/>
+      <w:bookmarkStart w:id="31" w:name="_Toc9907"/>
       <w:r>
         <w:rPr>
           <w:rFonts w:hint="eastAsia"/>
